--- a/files/CV-Shandor-ten-Hoven.docx
+++ b/files/CV-Shandor-ten-Hoven.docx
@@ -41,7 +41,7 @@
     </w:p>
     <w:p>
       <w:pPr>
-        <w:spacing w:before="40" w:lineRule="auto"/>
+        <w:spacing w:after="40" w:before="40" w:lineRule="auto"/>
         <w:rPr/>
       </w:pPr>
       <w:r>
@@ -64,20 +64,43 @@
     </w:p>
     <w:p>
       <w:pPr>
-        <w:spacing w:after="100" w:before="40" w:lineRule="auto"/>
-        <w:rPr/>
-      </w:pPr>
-      <w:r>
-        <w:rPr>
-          <w:rFonts w:ascii="Arial" w:cs="Arial" w:eastAsia="Arial" w:hAnsi="Arial"/>
-          <w:b w:val="1"/>
-          <w:bCs w:val="1"/>
-          <w:color w:val="8c6a30"/>
-          <w:sz w:val="19"/>
-          <w:szCs w:val="19"/>
-          <w:rtl w:val="0"/>
-        </w:rPr>
-        <w:t xml:space="preserve">PRODUCT DESIGNER  ·  UX/UI</w:t>
+        <w:spacing w:after="100" w:lineRule="auto"/>
+        <w:rPr/>
+      </w:pPr>
+      <w:r>
+        <w:rPr>
+          <w:rFonts w:ascii="Arial" w:cs="Arial" w:eastAsia="Arial" w:hAnsi="Arial"/>
+          <w:i w:val="1"/>
+          <w:iCs w:val="1"/>
+          <w:color w:val="5b5248"/>
+          <w:sz w:val="20"/>
+          <w:szCs w:val="20"/>
+          <w:rtl w:val="0"/>
+        </w:rPr>
+        <w:t xml:space="preserve">Product Designer  |  UX/UI Designer</w:t>
+      </w:r>
+      <w:r>
+        <w:rPr>
+          <w:rtl w:val="0"/>
+        </w:rPr>
+      </w:r>
+    </w:p>
+    <w:p>
+      <w:pPr>
+        <w:spacing w:after="100" w:lineRule="auto"/>
+        <w:rPr/>
+      </w:pPr>
+      <w:r>
+        <w:rPr>
+          <w:rFonts w:ascii="Arial" w:cs="Arial" w:eastAsia="Arial" w:hAnsi="Arial"/>
+          <w:b w:val="1"/>
+          <w:bCs w:val="1"/>
+          <w:color w:val="8c6a30"/>
+          <w:sz w:val="17"/>
+          <w:szCs w:val="17"/>
+          <w:rtl w:val="0"/>
+        </w:rPr>
+        <w:t xml:space="preserve">UX RESEARCH  ·  INTERACTION DESIGN  ·  DESIGN SYSTEMS  ·  FRONT-END</w:t>
       </w:r>
       <w:r>
         <w:rPr>
@@ -241,18 +264,129 @@
     </w:p>
     <w:p>
       <w:pPr>
-        <w:spacing w:after="160" w:lineRule="auto"/>
-        <w:rPr/>
-      </w:pPr>
-      <w:r>
-        <w:rPr>
-          <w:rFonts w:ascii="Arial" w:cs="Arial" w:eastAsia="Arial" w:hAnsi="Arial"/>
-          <w:color w:val="5b5248"/>
-          <w:sz w:val="19"/>
-          <w:szCs w:val="19"/>
-          <w:rtl w:val="0"/>
-        </w:rPr>
-        <w:t xml:space="preserve">UX research, wireframing, prototyping, interaction design, design systems, usability testing, user journey mapping, service design, human-centered design, behavioral research, data analysis, stakeholder management, cross-functional collaboration.</w:t>
+        <w:spacing w:after="40" w:before="120" w:lineRule="auto"/>
+        <w:rPr/>
+      </w:pPr>
+      <w:r>
+        <w:rPr>
+          <w:rFonts w:ascii="Arial" w:cs="Arial" w:eastAsia="Arial" w:hAnsi="Arial"/>
+          <w:b w:val="1"/>
+          <w:bCs w:val="1"/>
+          <w:color w:val="2a2420"/>
+          <w:sz w:val="19"/>
+          <w:szCs w:val="19"/>
+          <w:rtl w:val="0"/>
+        </w:rPr>
+        <w:t xml:space="preserve">Research</w:t>
+      </w:r>
+      <w:r>
+        <w:rPr>
+          <w:rtl w:val="0"/>
+        </w:rPr>
+      </w:r>
+    </w:p>
+    <w:p>
+      <w:pPr>
+        <w:spacing w:after="100" w:lineRule="auto"/>
+        <w:rPr/>
+      </w:pPr>
+      <w:r>
+        <w:rPr>
+          <w:rFonts w:ascii="Arial" w:cs="Arial" w:eastAsia="Arial" w:hAnsi="Arial"/>
+          <w:color w:val="5b5248"/>
+          <w:sz w:val="19"/>
+          <w:szCs w:val="19"/>
+          <w:rtl w:val="0"/>
+        </w:rPr>
+        <w:t xml:space="preserve">User interviews  ·  Competitive analysis  ·  Usability testing  ·  Journey mapping  ·  Behavioral research</w:t>
+      </w:r>
+      <w:r>
+        <w:rPr>
+          <w:rtl w:val="0"/>
+        </w:rPr>
+      </w:r>
+    </w:p>
+    <w:p>
+      <w:pPr>
+        <w:spacing w:after="40" w:before="120" w:lineRule="auto"/>
+        <w:rPr/>
+      </w:pPr>
+      <w:r>
+        <w:rPr>
+          <w:rFonts w:ascii="Arial" w:cs="Arial" w:eastAsia="Arial" w:hAnsi="Arial"/>
+          <w:b w:val="1"/>
+          <w:bCs w:val="1"/>
+          <w:color w:val="2a2420"/>
+          <w:sz w:val="19"/>
+          <w:szCs w:val="19"/>
+          <w:rtl w:val="0"/>
+        </w:rPr>
+        <w:t xml:space="preserve">Design</w:t>
+      </w:r>
+      <w:r>
+        <w:rPr>
+          <w:rtl w:val="0"/>
+        </w:rPr>
+      </w:r>
+    </w:p>
+    <w:p>
+      <w:pPr>
+        <w:spacing w:after="100" w:lineRule="auto"/>
+        <w:rPr/>
+      </w:pPr>
+      <w:r>
+        <w:rPr>
+          <w:rFonts w:ascii="Arial" w:cs="Arial" w:eastAsia="Arial" w:hAnsi="Arial"/>
+          <w:color w:val="5b5248"/>
+          <w:sz w:val="19"/>
+          <w:szCs w:val="19"/>
+          <w:rtl w:val="0"/>
+        </w:rPr>
+        <w:t xml:space="preserve">Wireframing  ·  Prototyping  ·  Interaction design  ·  Design systems  ·  Human-centered design</w:t>
+      </w:r>
+      <w:r>
+        <w:rPr>
+          <w:rtl w:val="0"/>
+        </w:rPr>
+      </w:r>
+    </w:p>
+    <w:p>
+      <w:pPr>
+        <w:spacing w:after="40" w:before="120" w:lineRule="auto"/>
+        <w:rPr/>
+      </w:pPr>
+      <w:r>
+        <w:rPr>
+          <w:rFonts w:ascii="Arial" w:cs="Arial" w:eastAsia="Arial" w:hAnsi="Arial"/>
+          <w:b w:val="1"/>
+          <w:bCs w:val="1"/>
+          <w:color w:val="2a2420"/>
+          <w:sz w:val="19"/>
+          <w:szCs w:val="19"/>
+          <w:rtl w:val="0"/>
+        </w:rPr>
+        <w:t xml:space="preserve">Collaboration</w:t>
+      </w:r>
+      <w:r>
+        <w:rPr>
+          <w:rtl w:val="0"/>
+        </w:rPr>
+      </w:r>
+    </w:p>
+    <w:p>
+      <w:pPr>
+        <w:spacing w:after="100" w:lineRule="auto"/>
+        <w:rPr/>
+      </w:pPr>
+      <w:r>
+        <w:rPr>
+          <w:rFonts w:ascii="Arial" w:cs="Arial" w:eastAsia="Arial" w:hAnsi="Arial"/>
+          <w:color w:val="5b5248"/>
+          <w:sz w:val="19"/>
+          <w:szCs w:val="19"/>
+          <w:rtl w:val="0"/>
+        </w:rPr>
+        <w:t xml:space="preserve">Stakeholder management  ·  Cross-functional collaboration  ·  Data analysis</w:t>
       </w:r>
       <w:r>
         <w:rPr>
@@ -344,17 +478,84 @@
           <w:szCs w:val="19"/>
           <w:rtl w:val="0"/>
         </w:rPr>
-        <w:t xml:space="preserve">HTML, CSS, JavaScript (basic working knowledge, enough for static portfolio sites and developer hand-off); GitHub Pages, VS Code</w:t>
-      </w:r>
-      <w:r>
-        <w:rPr>
-          <w:rtl w:val="0"/>
-        </w:rPr>
-      </w:r>
-    </w:p>
-    <w:p>
-      <w:pPr>
-        <w:spacing w:after="160" w:lineRule="auto"/>
+        <w:t xml:space="preserve">HTML, CSS, JavaScript (basic working knowledge</w:t>
+      </w:r>
+      <w:r>
+        <w:rPr>
+          <w:color w:val="5b5248"/>
+          <w:rtl w:val="0"/>
+        </w:rPr>
+        <w:t xml:space="preserve">), </w:t>
+      </w:r>
+      <w:r>
+        <w:rPr>
+          <w:rFonts w:ascii="Arial" w:cs="Arial" w:eastAsia="Arial" w:hAnsi="Arial"/>
+          <w:color w:val="5b5248"/>
+          <w:sz w:val="19"/>
+          <w:szCs w:val="19"/>
+          <w:rtl w:val="0"/>
+        </w:rPr>
+        <w:t xml:space="preserve">GitHub Pages, VS Code</w:t>
+      </w:r>
+      <w:r>
+        <w:rPr>
+          <w:rtl w:val="0"/>
+        </w:rPr>
+      </w:r>
+    </w:p>
+    <w:p>
+      <w:pPr>
+        <w:spacing w:after="60" w:lineRule="auto"/>
+        <w:rPr/>
+      </w:pPr>
+      <w:r>
+        <w:rPr>
+          <w:rFonts w:ascii="Arial" w:cs="Arial" w:eastAsia="Arial" w:hAnsi="Arial"/>
+          <w:b w:val="1"/>
+          <w:bCs w:val="1"/>
+          <w:color w:val="2a2420"/>
+          <w:sz w:val="19"/>
+          <w:szCs w:val="19"/>
+          <w:rtl w:val="0"/>
+        </w:rPr>
+        <w:t xml:space="preserve">AI   </w:t>
+      </w:r>
+      <w:r>
+        <w:rPr>
+          <w:rFonts w:ascii="Arial" w:cs="Arial" w:eastAsia="Arial" w:hAnsi="Arial"/>
+          <w:color w:val="5b5248"/>
+          <w:sz w:val="19"/>
+          <w:szCs w:val="19"/>
+          <w:rtl w:val="0"/>
+        </w:rPr>
+        <w:t xml:space="preserve">ChatGPT, Claude, Figma Make</w:t>
+      </w:r>
+      <w:r>
+        <w:rPr>
+          <w:color w:val="5b5248"/>
+          <w:rtl w:val="0"/>
+        </w:rPr>
+        <w:t xml:space="preserve"> -</w:t>
+      </w:r>
+      <w:r>
+        <w:rPr>
+          <w:rFonts w:ascii="Arial" w:cs="Arial" w:eastAsia="Arial" w:hAnsi="Arial"/>
+          <w:color w:val="5b5248"/>
+          <w:sz w:val="19"/>
+          <w:szCs w:val="19"/>
+          <w:rtl w:val="0"/>
+        </w:rPr>
+        <w:t xml:space="preserve"> used throughout research, prototyping, and build for AI-assisted UX workflows</w:t>
+      </w:r>
+      <w:r>
+        <w:rPr>
+          <w:rtl w:val="0"/>
+        </w:rPr>
+      </w:r>
+    </w:p>
+    <w:p>
+      <w:pPr>
+        <w:spacing w:after="60" w:lineRule="auto"/>
         <w:rPr/>
       </w:pPr>
       <w:r>
@@ -683,7 +884,7 @@
           <w:szCs w:val="19"/>
           <w:rtl w:val="0"/>
         </w:rPr>
-        <w:t xml:space="preserve">Designed and built a responsive portfolio site end to end: information architecture, user flows, interaction design, and implementation. Coded in HTML, CSS, and JavaScript and deployed via GitHub Pages.</w:t>
+        <w:t xml:space="preserve">Designed, prototyped, and developed a fully responsive portfolio website from scratch using HTML, CSS, and JavaScript. Planned the information architecture, animations, interactions, and responsive layouts before implementing and deploying on GitHub Pages.</w:t>
       </w:r>
       <w:r>
         <w:rPr>
@@ -697,19 +898,59 @@
           <w:bottom w:color="a9803d" w:space="4" w:sz="6" w:val="single"/>
         </w:pBdr>
         <w:spacing w:after="120" w:before="320" w:lineRule="auto"/>
-        <w:rPr/>
-      </w:pPr>
-      <w:r>
-        <w:rPr>
-          <w:rFonts w:ascii="Arial" w:cs="Arial" w:eastAsia="Arial" w:hAnsi="Arial"/>
-          <w:b w:val="1"/>
-          <w:bCs w:val="1"/>
-          <w:color w:val="8c6a30"/>
-          <w:sz w:val="18"/>
-          <w:szCs w:val="18"/>
-          <w:rtl w:val="0"/>
-        </w:rPr>
-        <w:t xml:space="preserve">PROFESSIONAL EXPERIENCE</w:t>
+        <w:rPr>
+          <w:b w:val="1"/>
+          <w:bCs w:val="1"/>
+          <w:color w:val="8c6a30"/>
+          <w:sz w:val="18"/>
+          <w:szCs w:val="18"/>
+        </w:rPr>
+      </w:pPr>
+      <w:r>
+        <w:rPr>
+          <w:rtl w:val="0"/>
+        </w:rPr>
+      </w:r>
+    </w:p>
+    <w:p>
+      <w:pPr>
+        <w:pBdr>
+          <w:bottom w:color="a9803d" w:space="4" w:sz="6" w:val="single"/>
+        </w:pBdr>
+        <w:spacing w:after="120" w:before="320" w:lineRule="auto"/>
+        <w:rPr>
+          <w:b w:val="1"/>
+          <w:bCs w:val="1"/>
+          <w:color w:val="8c6a30"/>
+          <w:sz w:val="18"/>
+          <w:szCs w:val="18"/>
+        </w:rPr>
+      </w:pPr>
+      <w:r>
+        <w:rPr>
+          <w:rtl w:val="0"/>
+        </w:rPr>
+      </w:r>
+    </w:p>
+    <w:p>
+      <w:pPr>
+        <w:pBdr>
+          <w:bottom w:color="a9803d" w:space="4" w:sz="6" w:val="single"/>
+        </w:pBdr>
+        <w:spacing w:after="120" w:before="320" w:lineRule="auto"/>
+        <w:rPr/>
+      </w:pPr>
+      <w:r>
+        <w:rPr>
+          <w:rFonts w:ascii="Arial" w:cs="Arial" w:eastAsia="Arial" w:hAnsi="Arial"/>
+          <w:b w:val="1"/>
+          <w:bCs w:val="1"/>
+          <w:color w:val="8c6a30"/>
+          <w:sz w:val="18"/>
+          <w:szCs w:val="18"/>
+          <w:rtl w:val="0"/>
+        </w:rPr>
+        <w:t xml:space="preserve">CREATIVE INDUSTRY EXPERIENCE</w:t>
       </w:r>
       <w:r>
         <w:rPr>
@@ -735,7 +976,7 @@
           <w:szCs w:val="22"/>
           <w:rtl w:val="0"/>
         </w:rPr>
-        <w:t xml:space="preserve">Front of House Manager</w:t>
+        <w:t xml:space="preserve">Assistant / Junior Art Director / Project Manager</w:t>
       </w:r>
       <w:r>
         <w:rPr>
@@ -745,30 +986,19 @@
           <w:szCs w:val="20"/>
           <w:rtl w:val="0"/>
         </w:rPr>
-        <w:t xml:space="preserve">  ·  Clink Hostels </w:t>
-      </w:r>
-      <w:r>
-        <w:rPr>
-          <w:rFonts w:ascii="Arial" w:cs="Arial" w:eastAsia="Arial" w:hAnsi="Arial"/>
-          <w:b w:val="1"/>
-          <w:bCs w:val="1"/>
-          <w:color w:val="8c6a30"/>
-          <w:sz w:val="18"/>
-          <w:szCs w:val="18"/>
-          <w:rtl w:val="0"/>
-        </w:rPr>
-        <w:t xml:space="preserve">2024 – </w:t>
-      </w:r>
-      <w:r>
-        <w:rPr>
-          <w:b w:val="1"/>
-          <w:bCs w:val="1"/>
-          <w:color w:val="8c6a30"/>
-          <w:sz w:val="18"/>
-          <w:szCs w:val="18"/>
-          <w:rtl w:val="0"/>
-        </w:rPr>
-        <w:t xml:space="preserve">2026</w:t>
+        <w:t xml:space="preserve">  ·  Bastiaan van Schaik </w:t>
+      </w:r>
+      <w:r>
+        <w:rPr>
+          <w:rFonts w:ascii="Arial" w:cs="Arial" w:eastAsia="Arial" w:hAnsi="Arial"/>
+          <w:b w:val="1"/>
+          <w:bCs w:val="1"/>
+          <w:color w:val="8c6a30"/>
+          <w:sz w:val="18"/>
+          <w:szCs w:val="18"/>
+          <w:rtl w:val="0"/>
+        </w:rPr>
+        <w:t xml:space="preserve">2010</w:t>
       </w:r>
       <w:r>
         <w:rPr>
@@ -789,7 +1019,7 @@
           <w:szCs w:val="19"/>
           <w:rtl w:val="0"/>
         </w:rPr>
-        <w:t xml:space="preserve">Manage front-of-house operations for a high-volume Amsterdam hostel. Redesigned shift handovers, onboarding, and the daily ops board after spotting where guest issues kept slipping through. Staff turnover dropped from 132% to 50%, and the team now runs noticeably calmer through peak check-in periods.</w:t>
+        <w:t xml:space="preserve">Coordinated cross-functional production for two TV programs, a book launch, and a website launch, managing timelines across creative, PR, and production teams. Led styling direction for shoots and public events, and served as direct liaison between the studio, PR agencies, and designers.</w:t>
       </w:r>
       <w:r>
         <w:rPr>
@@ -810,23 +1040,12 @@
           <w:rFonts w:ascii="Georgia" w:cs="Georgia" w:eastAsia="Georgia" w:hAnsi="Georgia"/>
           <w:b w:val="1"/>
           <w:bCs w:val="1"/>
-          <w:sz w:val="22"/>
-          <w:szCs w:val="22"/>
-          <w:rtl w:val="0"/>
-        </w:rPr>
-        <w:t xml:space="preserve">Human Behaviour </w:t>
-      </w:r>
-      <w:r>
-        <w:rPr>
-          <w:rFonts w:ascii="Georgia" w:cs="Georgia" w:eastAsia="Georgia" w:hAnsi="Georgia"/>
-          <w:b w:val="1"/>
-          <w:bCs w:val="1"/>
           <w:color w:val="2a2420"/>
           <w:sz w:val="22"/>
           <w:szCs w:val="22"/>
           <w:rtl w:val="0"/>
         </w:rPr>
-        <w:t xml:space="preserve">Analyst</w:t>
+        <w:t xml:space="preserve">Assistant Project Manager &amp; Designer</w:t>
       </w:r>
       <w:r>
         <w:rPr>
@@ -836,19 +1055,19 @@
           <w:szCs w:val="20"/>
           <w:rtl w:val="0"/>
         </w:rPr>
-        <w:t xml:space="preserve">  ·  Smartgaming </w:t>
-      </w:r>
-      <w:r>
-        <w:rPr>
-          <w:rFonts w:ascii="Arial" w:cs="Arial" w:eastAsia="Arial" w:hAnsi="Arial"/>
-          <w:b w:val="1"/>
-          <w:bCs w:val="1"/>
-          <w:color w:val="8c6a30"/>
-          <w:sz w:val="18"/>
-          <w:szCs w:val="18"/>
-          <w:rtl w:val="0"/>
-        </w:rPr>
-        <w:t xml:space="preserve">2023 – 2024</w:t>
+        <w:t xml:space="preserve">  ·  Romain Brau, Antwerp </w:t>
+      </w:r>
+      <w:r>
+        <w:rPr>
+          <w:rFonts w:ascii="Arial" w:cs="Arial" w:eastAsia="Arial" w:hAnsi="Arial"/>
+          <w:b w:val="1"/>
+          <w:bCs w:val="1"/>
+          <w:color w:val="8c6a30"/>
+          <w:sz w:val="18"/>
+          <w:szCs w:val="18"/>
+          <w:rtl w:val="0"/>
+        </w:rPr>
+        <w:t xml:space="preserve">2011</w:t>
       </w:r>
       <w:r>
         <w:rPr>
@@ -869,7 +1088,33 @@
           <w:szCs w:val="19"/>
           <w:rtl w:val="0"/>
         </w:rPr>
-        <w:t xml:space="preserve">Researched user engagement and risk patterns in a regulated digital environment. Translated behavioral data into intervention strategies aimed at protecting at-risk users without disrupting the broader experience. Worked closely with product and compliance teams to land changes.</w:t>
+        <w:t xml:space="preserve">Managed the launch of concept store RA13 from concept through opening. Independently planned and ran production for a public event, owning logistics and execution end to end, with direct client contact throughout.</w:t>
+      </w:r>
+      <w:r>
+        <w:rPr>
+          <w:rtl w:val="0"/>
+        </w:rPr>
+      </w:r>
+    </w:p>
+    <w:p>
+      <w:pPr>
+        <w:pBdr>
+          <w:bottom w:color="a9803d" w:space="4" w:sz="6" w:val="single"/>
+        </w:pBdr>
+        <w:spacing w:after="120" w:before="320" w:lineRule="auto"/>
+        <w:rPr/>
+      </w:pPr>
+      <w:r>
+        <w:rPr>
+          <w:rFonts w:ascii="Arial" w:cs="Arial" w:eastAsia="Arial" w:hAnsi="Arial"/>
+          <w:b w:val="1"/>
+          <w:bCs w:val="1"/>
+          <w:color w:val="8c6a30"/>
+          <w:sz w:val="18"/>
+          <w:szCs w:val="18"/>
+          <w:rtl w:val="0"/>
+        </w:rPr>
+        <w:t xml:space="preserve">PROFESSIONAL EXPERIENCE</w:t>
       </w:r>
       <w:r>
         <w:rPr>
@@ -895,7 +1140,7 @@
           <w:szCs w:val="22"/>
           <w:rtl w:val="0"/>
         </w:rPr>
-        <w:t xml:space="preserve">Store Manager</w:t>
+        <w:t xml:space="preserve">Front of House Manager</w:t>
       </w:r>
       <w:r>
         <w:rPr>
@@ -905,19 +1150,30 @@
           <w:szCs w:val="20"/>
           <w:rtl w:val="0"/>
         </w:rPr>
-        <w:t xml:space="preserve">  ·  Just Brands </w:t>
-      </w:r>
-      <w:r>
-        <w:rPr>
-          <w:rFonts w:ascii="Arial" w:cs="Arial" w:eastAsia="Arial" w:hAnsi="Arial"/>
-          <w:b w:val="1"/>
-          <w:bCs w:val="1"/>
-          <w:color w:val="8c6a30"/>
-          <w:sz w:val="18"/>
-          <w:szCs w:val="18"/>
-          <w:rtl w:val="0"/>
-        </w:rPr>
-        <w:t xml:space="preserve">2022 – 2023</w:t>
+        <w:t xml:space="preserve">  ·  Clink Hostels </w:t>
+      </w:r>
+      <w:r>
+        <w:rPr>
+          <w:rFonts w:ascii="Arial" w:cs="Arial" w:eastAsia="Arial" w:hAnsi="Arial"/>
+          <w:b w:val="1"/>
+          <w:bCs w:val="1"/>
+          <w:color w:val="8c6a30"/>
+          <w:sz w:val="18"/>
+          <w:szCs w:val="18"/>
+          <w:rtl w:val="0"/>
+        </w:rPr>
+        <w:t xml:space="preserve">2024 – </w:t>
+      </w:r>
+      <w:r>
+        <w:rPr>
+          <w:b w:val="1"/>
+          <w:bCs w:val="1"/>
+          <w:color w:val="8c6a30"/>
+          <w:sz w:val="18"/>
+          <w:szCs w:val="18"/>
+          <w:rtl w:val="0"/>
+        </w:rPr>
+        <w:t xml:space="preserve">2026</w:t>
       </w:r>
       <w:r>
         <w:rPr>
@@ -938,7 +1194,7 @@
           <w:szCs w:val="19"/>
           <w:rtl w:val="0"/>
         </w:rPr>
-        <w:t xml:space="preserve">Ran day-to-day operations for a fashion retail store: staffing, stock, sales targets, and customer experience on the floor. Used sales data and direct observation to adjust merchandising and service approach across seasonal launches.</w:t>
+        <w:t xml:space="preserve">Manage front-of-house operations for a high-volume Amsterdam hostel. Redesigned shift handovers, onboarding, and the daily ops board after spotting where guest issues kept slipping through. Staff turnover dropped from 132% to 50%, and the team now runs noticeably calmer through peak check-in periods.</w:t>
       </w:r>
       <w:r>
         <w:rPr>
@@ -964,7 +1220,7 @@
           <w:szCs w:val="22"/>
           <w:rtl w:val="0"/>
         </w:rPr>
-        <w:t xml:space="preserve">Assistant Manager</w:t>
+        <w:t xml:space="preserve">Analyst</w:t>
       </w:r>
       <w:r>
         <w:rPr>
@@ -974,19 +1230,19 @@
           <w:szCs w:val="20"/>
           <w:rtl w:val="0"/>
         </w:rPr>
-        <w:t xml:space="preserve">  ·  Hotel Lindrum </w:t>
-      </w:r>
-      <w:r>
-        <w:rPr>
-          <w:rFonts w:ascii="Arial" w:cs="Arial" w:eastAsia="Arial" w:hAnsi="Arial"/>
-          <w:b w:val="1"/>
-          <w:bCs w:val="1"/>
-          <w:color w:val="8c6a30"/>
-          <w:sz w:val="18"/>
-          <w:szCs w:val="18"/>
-          <w:rtl w:val="0"/>
-        </w:rPr>
-        <w:t xml:space="preserve">2019 – 2022</w:t>
+        <w:t xml:space="preserve">  ·  Smartgaming </w:t>
+      </w:r>
+      <w:r>
+        <w:rPr>
+          <w:rFonts w:ascii="Arial" w:cs="Arial" w:eastAsia="Arial" w:hAnsi="Arial"/>
+          <w:b w:val="1"/>
+          <w:bCs w:val="1"/>
+          <w:color w:val="8c6a30"/>
+          <w:sz w:val="18"/>
+          <w:szCs w:val="18"/>
+          <w:rtl w:val="0"/>
+        </w:rPr>
+        <w:t xml:space="preserve">2023 – 2024</w:t>
       </w:r>
       <w:r>
         <w:rPr>
@@ -1007,7 +1263,7 @@
           <w:szCs w:val="19"/>
           <w:rtl w:val="0"/>
         </w:rPr>
-        <w:t xml:space="preserve">Oversaw service delivery across reception, reservations, and F&amp;B coordination at a boutique hotel through several years of significant industry disruption. Rebuilt operational workflows when demand patterns shifted and led teams through the changes.</w:t>
+        <w:t xml:space="preserve">Researched user engagement and risk patterns in a regulated digital environment. Translated behavioral data into intervention strategies aimed at protecting at-risk users without disrupting the broader experience. Worked closely with product and compliance teams to land changes.</w:t>
       </w:r>
       <w:r>
         <w:rPr>
@@ -1033,7 +1289,7 @@
           <w:szCs w:val="22"/>
           <w:rtl w:val="0"/>
         </w:rPr>
-        <w:t xml:space="preserve">Front of House &amp; Reservation Manager</w:t>
+        <w:t xml:space="preserve">Store Manager</w:t>
       </w:r>
       <w:r>
         <w:rPr>
@@ -1043,19 +1299,19 @@
           <w:szCs w:val="20"/>
           <w:rtl w:val="0"/>
         </w:rPr>
-        <w:t xml:space="preserve">  ·  Hotel Lindrum </w:t>
-      </w:r>
-      <w:r>
-        <w:rPr>
-          <w:rFonts w:ascii="Arial" w:cs="Arial" w:eastAsia="Arial" w:hAnsi="Arial"/>
-          <w:b w:val="1"/>
-          <w:bCs w:val="1"/>
-          <w:color w:val="8c6a30"/>
-          <w:sz w:val="18"/>
-          <w:szCs w:val="18"/>
-          <w:rtl w:val="0"/>
-        </w:rPr>
-        <w:t xml:space="preserve">2018 – 2019</w:t>
+        <w:t xml:space="preserve">  ·  Just Brands </w:t>
+      </w:r>
+      <w:r>
+        <w:rPr>
+          <w:rFonts w:ascii="Arial" w:cs="Arial" w:eastAsia="Arial" w:hAnsi="Arial"/>
+          <w:b w:val="1"/>
+          <w:bCs w:val="1"/>
+          <w:color w:val="8c6a30"/>
+          <w:sz w:val="18"/>
+          <w:szCs w:val="18"/>
+          <w:rtl w:val="0"/>
+        </w:rPr>
+        <w:t xml:space="preserve">2022 – 2023</w:t>
       </w:r>
       <w:r>
         <w:rPr>
@@ -1076,7 +1332,7 @@
           <w:szCs w:val="19"/>
           <w:rtl w:val="0"/>
         </w:rPr>
-        <w:t xml:space="preserve">Led the front desk and reservations team. Owned the guest journey from booking through check-out, handling escalations and the recurring friction points that appear when systems and people don't quite line up.</w:t>
+        <w:t xml:space="preserve">Ran day-to-day operations for a fashion retail store: staffing, stock, sales targets, and customer experience on the floor. Used sales data and direct observation to adjust merchandising and service approach across seasonal launches.</w:t>
       </w:r>
       <w:r>
         <w:rPr>
@@ -1102,7 +1358,7 @@
           <w:szCs w:val="22"/>
           <w:rtl w:val="0"/>
         </w:rPr>
-        <w:t xml:space="preserve">Operations Supervisor &amp; Accounting</w:t>
+        <w:t xml:space="preserve">Assistant Manager</w:t>
       </w:r>
       <w:r>
         <w:rPr>
@@ -1112,19 +1368,19 @@
           <w:szCs w:val="20"/>
           <w:rtl w:val="0"/>
         </w:rPr>
-        <w:t xml:space="preserve">  ·  Ibis Amsterdam </w:t>
-      </w:r>
-      <w:r>
-        <w:rPr>
-          <w:rFonts w:ascii="Arial" w:cs="Arial" w:eastAsia="Arial" w:hAnsi="Arial"/>
-          <w:b w:val="1"/>
-          <w:bCs w:val="1"/>
-          <w:color w:val="8c6a30"/>
-          <w:sz w:val="18"/>
-          <w:szCs w:val="18"/>
-          <w:rtl w:val="0"/>
-        </w:rPr>
-        <w:t xml:space="preserve">2014 – 2018</w:t>
+        <w:t xml:space="preserve">  ·  Hotel Lindrum </w:t>
+      </w:r>
+      <w:r>
+        <w:rPr>
+          <w:rFonts w:ascii="Arial" w:cs="Arial" w:eastAsia="Arial" w:hAnsi="Arial"/>
+          <w:b w:val="1"/>
+          <w:bCs w:val="1"/>
+          <w:color w:val="8c6a30"/>
+          <w:sz w:val="18"/>
+          <w:szCs w:val="18"/>
+          <w:rtl w:val="0"/>
+        </w:rPr>
+        <w:t xml:space="preserve">2019 – 2022</w:t>
       </w:r>
       <w:r>
         <w:rPr>
@@ -1145,7 +1401,7 @@
           <w:szCs w:val="19"/>
           <w:rtl w:val="0"/>
         </w:rPr>
-        <w:t xml:space="preserve">Supervised night operations and handled daily accounting reconciliation. Tightened shift handovers and cross-departmental communication to keep internal processes running cleanly.</w:t>
+        <w:t xml:space="preserve">Oversaw service delivery across reception, reservations, and F&amp;B coordination at a boutique hotel through several years of significant industry disruption. Rebuilt operational workflows when demand patterns shifted and led teams through the changes.</w:t>
       </w:r>
       <w:r>
         <w:rPr>
@@ -1171,7 +1427,7 @@
           <w:szCs w:val="22"/>
           <w:rtl w:val="0"/>
         </w:rPr>
-        <w:t xml:space="preserve">Assistant Project Manager &amp; Designer</w:t>
+        <w:t xml:space="preserve">Front of House &amp; Reservation Manager</w:t>
       </w:r>
       <w:r>
         <w:rPr>
@@ -1181,19 +1437,19 @@
           <w:szCs w:val="20"/>
           <w:rtl w:val="0"/>
         </w:rPr>
-        <w:t xml:space="preserve">  ·  Romain Brau, Antwerp </w:t>
-      </w:r>
-      <w:r>
-        <w:rPr>
-          <w:rFonts w:ascii="Arial" w:cs="Arial" w:eastAsia="Arial" w:hAnsi="Arial"/>
-          <w:b w:val="1"/>
-          <w:bCs w:val="1"/>
-          <w:color w:val="8c6a30"/>
-          <w:sz w:val="18"/>
-          <w:szCs w:val="18"/>
-          <w:rtl w:val="0"/>
-        </w:rPr>
-        <w:t xml:space="preserve">2011</w:t>
+        <w:t xml:space="preserve">  ·  Hotel Lindrum </w:t>
+      </w:r>
+      <w:r>
+        <w:rPr>
+          <w:rFonts w:ascii="Arial" w:cs="Arial" w:eastAsia="Arial" w:hAnsi="Arial"/>
+          <w:b w:val="1"/>
+          <w:bCs w:val="1"/>
+          <w:color w:val="8c6a30"/>
+          <w:sz w:val="18"/>
+          <w:szCs w:val="18"/>
+          <w:rtl w:val="0"/>
+        </w:rPr>
+        <w:t xml:space="preserve">2018 – 2019</w:t>
       </w:r>
       <w:r>
         <w:rPr>
@@ -1214,7 +1470,7 @@
           <w:szCs w:val="19"/>
           <w:rtl w:val="0"/>
         </w:rPr>
-        <w:t xml:space="preserve">Managed the launch of concept store RA13 from concept through opening. Independently planned and ran production for a public event, owning logistics and execution end to end, with direct client contact throughout.</w:t>
+        <w:t xml:space="preserve">Led the front desk and reservations team. Owned the guest journey from booking through check-out, handling escalations and the recurring friction points that appear when systems and people don't quite line up.</w:t>
       </w:r>
       <w:r>
         <w:rPr>
@@ -1240,7 +1496,7 @@
           <w:szCs w:val="22"/>
           <w:rtl w:val="0"/>
         </w:rPr>
-        <w:t xml:space="preserve">Assistant / Junior Art Director / Project Manager</w:t>
+        <w:t xml:space="preserve">Operations Supervisor &amp; Accounting</w:t>
       </w:r>
       <w:r>
         <w:rPr>
@@ -1250,19 +1506,19 @@
           <w:szCs w:val="20"/>
           <w:rtl w:val="0"/>
         </w:rPr>
-        <w:t xml:space="preserve">  ·  Bastiaan van Schaik </w:t>
-      </w:r>
-      <w:r>
-        <w:rPr>
-          <w:rFonts w:ascii="Arial" w:cs="Arial" w:eastAsia="Arial" w:hAnsi="Arial"/>
-          <w:b w:val="1"/>
-          <w:bCs w:val="1"/>
-          <w:color w:val="8c6a30"/>
-          <w:sz w:val="18"/>
-          <w:szCs w:val="18"/>
-          <w:rtl w:val="0"/>
-        </w:rPr>
-        <w:t xml:space="preserve">2010</w:t>
+        <w:t xml:space="preserve">  ·  Ibis Amsterdam </w:t>
+      </w:r>
+      <w:r>
+        <w:rPr>
+          <w:rFonts w:ascii="Arial" w:cs="Arial" w:eastAsia="Arial" w:hAnsi="Arial"/>
+          <w:b w:val="1"/>
+          <w:bCs w:val="1"/>
+          <w:color w:val="8c6a30"/>
+          <w:sz w:val="18"/>
+          <w:szCs w:val="18"/>
+          <w:rtl w:val="0"/>
+        </w:rPr>
+        <w:t xml:space="preserve">2014 – 2018</w:t>
       </w:r>
       <w:r>
         <w:rPr>
@@ -1283,7 +1539,7 @@
           <w:szCs w:val="19"/>
           <w:rtl w:val="0"/>
         </w:rPr>
-        <w:t xml:space="preserve">Coordinated cross-functional production for two TV programs, a book launch, and a website launch, managing timelines across creative, PR, and production teams. Led styling direction for shoots and public events, and served as direct liaison between the studio, PR agencies, and designers.</w:t>
+        <w:t xml:space="preserve">Supervised night operations and handled daily accounting reconciliation. Tightened shift handovers and cross-departmental communication to keep internal processes running cleanly.</w:t>
       </w:r>
       <w:r>
         <w:rPr>
@@ -1358,6 +1614,50 @@
           <w:rtl w:val="0"/>
         </w:rPr>
         <w:t xml:space="preserve">2025 – 2026</w:t>
+      </w:r>
+      <w:r>
+        <w:rPr>
+          <w:rtl w:val="0"/>
+        </w:rPr>
+      </w:r>
+    </w:p>
+    <w:p>
+      <w:pPr>
+        <w:spacing w:after="40" w:lineRule="auto"/>
+        <w:rPr/>
+      </w:pPr>
+      <w:r>
+        <w:rPr>
+          <w:rFonts w:ascii="Arial" w:cs="Arial" w:eastAsia="Arial" w:hAnsi="Arial"/>
+          <w:b w:val="1"/>
+          <w:bCs w:val="1"/>
+          <w:color w:val="2a2420"/>
+          <w:sz w:val="19"/>
+          <w:szCs w:val="19"/>
+          <w:rtl w:val="0"/>
+        </w:rPr>
+        <w:t xml:space="preserve">Covered: </w:t>
+      </w:r>
+      <w:r>
+        <w:rPr>
+          <w:rtl w:val="0"/>
+        </w:rPr>
+      </w:r>
+    </w:p>
+    <w:p>
+      <w:pPr>
+        <w:spacing w:after="160" w:lineRule="auto"/>
+        <w:rPr/>
+      </w:pPr>
+      <w:r>
+        <w:rPr>
+          <w:rFonts w:ascii="Arial" w:cs="Arial" w:eastAsia="Arial" w:hAnsi="Arial"/>
+          <w:color w:val="5b5248"/>
+          <w:sz w:val="19"/>
+          <w:szCs w:val="19"/>
+          <w:rtl w:val="0"/>
+        </w:rPr>
+        <w:t xml:space="preserve">UX Research, Information Architecture, Interaction Design, Responsive Design, Accessibility, Design Systems, Usability Testing</w:t>
       </w:r>
       <w:r>
         <w:rPr>
